--- a/Documentation/LCC Pico Board Overview v3.docx
+++ b/Documentation/LCC Pico Board Overview v3.docx
@@ -265,19 +265,17 @@
           <w:sz w:val="22"/>
           <w:szCs w:val="22"/>
         </w:rPr>
-        <w:t>: the Node. It exposes 16 GP pins through two 10P IDC connectors, plus an additional 5-pin analog header (I/O-3), for general-purpose I/O. Specialized functions — stepper motor control, displays, servos, etc. — are added via plug-in breakout boards rather than dedicated board variants.</w:t>
-      </w:r>
-    </w:p>
-    <w:p>
-      <w:pPr>
-        <w:pStyle w:val="Heading2"/>
+        <w:t xml:space="preserve">: the Node. It exposes 16 GP pins through two 10P IDC connectors, plus an additional </w:t>
+      </w:r>
+      <w:r>
         <w:rPr>
           <w:rFonts w:asciiTheme="minorHAnsi" w:eastAsiaTheme="minorHAnsi" w:hAnsiTheme="minorHAnsi" w:cstheme="minorBidi"/>
           <w:color w:val="auto"/>
           <w:sz w:val="22"/>
           <w:szCs w:val="22"/>
         </w:rPr>
-      </w:pPr>
+        <w:t>6</w:t>
+      </w:r>
       <w:r>
         <w:rPr>
           <w:rFonts w:asciiTheme="minorHAnsi" w:eastAsiaTheme="minorHAnsi" w:hAnsiTheme="minorHAnsi" w:cstheme="minorBidi"/>
@@ -285,19 +283,19 @@
           <w:sz w:val="22"/>
           <w:szCs w:val="22"/>
         </w:rPr>
-        <w:t xml:space="preserve">A variant of the Node is the Lite Node which is slightly smaller and lacks external power inputs and the </w:t>
-      </w:r>
-      <w:proofErr w:type="gramStart"/>
-      <w:r>
+        <w:t>-pin analog header (I/O-3), for general-purpose I/O. Specialized functions — stepper motor control, displays, servos, etc. — are added via plug-in breakout boards rather than dedicated board variants.</w:t>
+      </w:r>
+    </w:p>
+    <w:p>
+      <w:pPr>
+        <w:pStyle w:val="Heading2"/>
         <w:rPr>
           <w:rFonts w:asciiTheme="minorHAnsi" w:eastAsiaTheme="minorHAnsi" w:hAnsiTheme="minorHAnsi" w:cstheme="minorBidi"/>
           <w:color w:val="auto"/>
           <w:sz w:val="22"/>
           <w:szCs w:val="22"/>
         </w:rPr>
-        <w:t>3.3 volt</w:t>
-      </w:r>
-      <w:proofErr w:type="gramEnd"/>
+      </w:pPr>
       <w:r>
         <w:rPr>
           <w:rFonts w:asciiTheme="minorHAnsi" w:eastAsiaTheme="minorHAnsi" w:hAnsiTheme="minorHAnsi" w:cstheme="minorBidi"/>
@@ -305,9 +303,8 @@
           <w:sz w:val="22"/>
           <w:szCs w:val="22"/>
         </w:rPr>
-        <w:t xml:space="preserve"> power circuitry. </w:t>
-      </w:r>
-      <w:proofErr w:type="gramStart"/>
+        <w:t xml:space="preserve">A variant of the Node is the Lite Node which is slightly smaller and lacks external power inputs and the </w:t>
+      </w:r>
       <w:r>
         <w:rPr>
           <w:rFonts w:asciiTheme="minorHAnsi" w:eastAsiaTheme="minorHAnsi" w:hAnsiTheme="minorHAnsi" w:cstheme="minorBidi"/>
@@ -315,9 +312,26 @@
           <w:sz w:val="22"/>
           <w:szCs w:val="22"/>
         </w:rPr>
-        <w:t>3.3 volt</w:t>
-      </w:r>
-      <w:proofErr w:type="gramEnd"/>
+        <w:t>3.3-volt</w:t>
+      </w:r>
+      <w:r>
+        <w:rPr>
+          <w:rFonts w:asciiTheme="minorHAnsi" w:eastAsiaTheme="minorHAnsi" w:hAnsiTheme="minorHAnsi" w:cstheme="minorBidi"/>
+          <w:color w:val="auto"/>
+          <w:sz w:val="22"/>
+          <w:szCs w:val="22"/>
+        </w:rPr>
+        <w:t xml:space="preserve"> power circuitry. </w:t>
+      </w:r>
+      <w:r>
+        <w:rPr>
+          <w:rFonts w:asciiTheme="minorHAnsi" w:eastAsiaTheme="minorHAnsi" w:hAnsiTheme="minorHAnsi" w:cstheme="minorBidi"/>
+          <w:color w:val="auto"/>
+          <w:sz w:val="22"/>
+          <w:szCs w:val="22"/>
+        </w:rPr>
+        <w:t>3.3-volt</w:t>
+      </w:r>
       <w:r>
         <w:rPr>
           <w:rFonts w:asciiTheme="minorHAnsi" w:eastAsiaTheme="minorHAnsi" w:hAnsiTheme="minorHAnsi" w:cstheme="minorBidi"/>
@@ -595,7 +609,13 @@
       </w:r>
       <w:proofErr w:type="spellEnd"/>
       <w:r>
-        <w:t xml:space="preserve"> there be interference. Some I2C devices will require 5 volts and so there is selection via jumper between the two available voltages.</w:t>
+        <w:t xml:space="preserve"> there be interference. Some I2C devices will require 5 volts and so there is selection via jumper between the two available voltages</w:t>
+      </w:r>
+      <w:r>
+        <w:t xml:space="preserve"> but 3.3-volts is preferred as this matches the Pico voltage</w:t>
+      </w:r>
+      <w:r>
+        <w:t>.</w:t>
       </w:r>
     </w:p>
     <w:p>
@@ -705,7 +725,19 @@
         </w:numPr>
       </w:pPr>
       <w:r>
-        <w:t>One 5-pin analog header (I/O-3) for additional GP/analog connections</w:t>
+        <w:t xml:space="preserve">One </w:t>
+      </w:r>
+      <w:r>
+        <w:t>6</w:t>
+      </w:r>
+      <w:r>
+        <w:t>-pin</w:t>
+      </w:r>
+      <w:r>
+        <w:t xml:space="preserve"> IDC</w:t>
+      </w:r>
+      <w:r>
+        <w:t xml:space="preserve"> analog header (I/O-3) for additional GP/analog connections</w:t>
       </w:r>
     </w:p>
     <w:p>
@@ -806,7 +838,19 @@
         </w:numPr>
       </w:pPr>
       <w:r>
-        <w:t>One 5-pin analog header (I/O-3) for additional GP/analog connections</w:t>
+        <w:t xml:space="preserve">One </w:t>
+      </w:r>
+      <w:r>
+        <w:t>6</w:t>
+      </w:r>
+      <w:r>
+        <w:t>-pin</w:t>
+      </w:r>
+      <w:r>
+        <w:t xml:space="preserve"> IDC</w:t>
+      </w:r>
+      <w:r>
+        <w:t xml:space="preserve"> analog header (I/O-3) for additional GP/analog connections</w:t>
       </w:r>
     </w:p>
     <w:p>
@@ -4560,25 +4604,7 @@
     </w:p>
     <w:p>
       <w:r>
-        <w:t>This</w:t>
-      </w:r>
-      <w:r>
-        <w:t xml:space="preserve"> board </w:t>
-      </w:r>
-      <w:r>
-        <w:t>is</w:t>
-      </w:r>
-      <w:r>
-        <w:t xml:space="preserve"> built using just </w:t>
-      </w:r>
-      <w:r>
-        <w:t>a</w:t>
-      </w:r>
-      <w:r>
-        <w:t xml:space="preserve"> single 5-volt supply and using the Pico 3.3V output pin to power the 3.3V for CAN and NVM circuits. Draw should not exceed 200-250mA.</w:t>
-      </w:r>
-      <w:r>
-        <w:t xml:space="preserve"> </w:t>
+        <w:t xml:space="preserve">This board is built using just a single 5-volt supply and using the Pico 3.3V output pin to power the 3.3V for CAN and NVM circuits. Draw should not exceed 200-250mA. </w:t>
       </w:r>
     </w:p>
     <w:p>
@@ -4891,6 +4917,9 @@
         <w:ind w:left="360"/>
       </w:pPr>
       <w:r>
+        <w:rPr>
+          <w:noProof/>
+        </w:rPr>
         <w:drawing>
           <wp:anchor distT="0" distB="0" distL="114300" distR="114300" simplePos="0" relativeHeight="251664384" behindDoc="0" locked="0" layoutInCell="1" allowOverlap="1" wp14:anchorId="5D578BDE" wp14:editId="52B05755">
             <wp:simplePos x="0" y="0"/>
@@ -4942,6 +4971,9 @@
         </w:drawing>
       </w:r>
       <w:r>
+        <w:rPr>
+          <w:noProof/>
+        </w:rPr>
         <w:drawing>
           <wp:anchor distT="0" distB="0" distL="114300" distR="114300" simplePos="0" relativeHeight="251663360" behindDoc="0" locked="0" layoutInCell="1" allowOverlap="1" wp14:anchorId="451CE44B" wp14:editId="57D31679">
             <wp:simplePos x="0" y="0"/>
@@ -5155,8 +5187,11 @@
         <w:t xml:space="preserve">control. </w:t>
       </w:r>
       <w:r>
+        <w:rPr>
+          <w:noProof/>
+        </w:rPr>
         <w:drawing>
-          <wp:anchor distT="0" distB="0" distL="114300" distR="114300" simplePos="0" relativeHeight="251665408" behindDoc="0" locked="0" layoutInCell="1" allowOverlap="1" wp14:anchorId="24D569B5" wp14:editId="1F7689EF">
+          <wp:anchor distT="0" distB="0" distL="114300" distR="114300" simplePos="0" relativeHeight="251665408" behindDoc="0" locked="0" layoutInCell="1" allowOverlap="1" wp14:anchorId="24D569B5" wp14:editId="66671C94">
             <wp:simplePos x="0" y="0"/>
             <wp:positionH relativeFrom="margin">
               <wp:align>right</wp:align>
@@ -5212,6 +5247,9 @@
         </w:drawing>
       </w:r>
       <w:r>
+        <w:rPr>
+          <w:noProof/>
+        </w:rPr>
         <w:drawing>
           <wp:anchor distT="0" distB="0" distL="114300" distR="114300" simplePos="0" relativeHeight="251666432" behindDoc="0" locked="0" layoutInCell="1" allowOverlap="1" wp14:anchorId="3ADDC278" wp14:editId="4ECEC42B">
             <wp:simplePos x="0" y="0"/>
@@ -5425,7 +5463,6 @@
         </w:rPr>
         <w:t xml:space="preserve">Stepper </w:t>
       </w:r>
-      <w:proofErr w:type="gramStart"/>
       <w:r>
         <w:rPr>
           <w:rFonts w:eastAsia="Times New Roman" w:cstheme="minorHAnsi"/>
@@ -5444,9 +5481,8 @@
           <w:bdr w:val="none" w:sz="0" w:space="0" w:color="auto" w:frame="1"/>
           <w14:ligatures w14:val="none"/>
         </w:rPr>
-        <w:t>  —</w:t>
-      </w:r>
-      <w:proofErr w:type="gramEnd"/>
+        <w:t xml:space="preserve"> —</w:t>
+      </w:r>
       <w:r>
         <w:rPr>
           <w:rFonts w:eastAsia="Times New Roman" w:cstheme="minorHAnsi"/>
@@ -8855,6 +8891,7 @@
   <w:style w:type="character" w:default="1" w:styleId="DefaultParagraphFont">
     <w:name w:val="Default Paragraph Font"/>
     <w:uiPriority w:val="1"/>
+    <w:semiHidden/>
     <w:unhideWhenUsed/>
   </w:style>
   <w:style w:type="table" w:default="1" w:styleId="TableNormal">
